--- a/tillsyn/A 62079-2024 tillsynsbegäran.docx
+++ b/tillsyn/A 62079-2024 tillsynsbegäran.docx
@@ -218,7 +218,7 @@
     <w:r>
       <w:tab/>
       <w:tab/>
-      <w:t>2024-12-31</w:t>
+      <w:t>2025-01-01</w:t>
       <w:br/>
       <w:br/>
     </w:r>

--- a/tillsyn/A 62079-2024 tillsynsbegäran.docx
+++ b/tillsyn/A 62079-2024 tillsynsbegäran.docx
@@ -218,7 +218,7 @@
     <w:r>
       <w:tab/>
       <w:tab/>
-      <w:t>2025-01-01</w:t>
+      <w:t>2025-01-02</w:t>
       <w:br/>
       <w:br/>
     </w:r>

--- a/tillsyn/A 62079-2024 tillsynsbegäran.docx
+++ b/tillsyn/A 62079-2024 tillsynsbegäran.docx
@@ -218,7 +218,7 @@
     <w:r>
       <w:tab/>
       <w:tab/>
-      <w:t>2025-01-02</w:t>
+      <w:t>2025-01-03</w:t>
       <w:br/>
       <w:br/>
     </w:r>

--- a/tillsyn/A 62079-2024 tillsynsbegäran.docx
+++ b/tillsyn/A 62079-2024 tillsynsbegäran.docx
@@ -218,7 +218,7 @@
     <w:r>
       <w:tab/>
       <w:tab/>
-      <w:t>2025-01-30</w:t>
+      <w:t>2025-01-31</w:t>
       <w:br/>
       <w:br/>
     </w:r>

--- a/tillsyn/A 62079-2024 tillsynsbegäran.docx
+++ b/tillsyn/A 62079-2024 tillsynsbegäran.docx
@@ -218,7 +218,7 @@
     <w:r>
       <w:tab/>
       <w:tab/>
-      <w:t>2025-01-31</w:t>
+      <w:t>2025-02-02</w:t>
       <w:br/>
       <w:br/>
     </w:r>

--- a/tillsyn/A 62079-2024 tillsynsbegäran.docx
+++ b/tillsyn/A 62079-2024 tillsynsbegäran.docx
@@ -218,7 +218,7 @@
     <w:r>
       <w:tab/>
       <w:tab/>
-      <w:t>2025-02-02</w:t>
+      <w:t>2025-02-03</w:t>
       <w:br/>
       <w:br/>
     </w:r>

--- a/tillsyn/A 62079-2024 tillsynsbegäran.docx
+++ b/tillsyn/A 62079-2024 tillsynsbegäran.docx
@@ -218,7 +218,7 @@
     <w:r>
       <w:tab/>
       <w:tab/>
-      <w:t>2025-02-03</w:t>
+      <w:t>2025-02-04</w:t>
       <w:br/>
       <w:br/>
     </w:r>

--- a/tillsyn/A 62079-2024 tillsynsbegäran.docx
+++ b/tillsyn/A 62079-2024 tillsynsbegäran.docx
@@ -218,7 +218,7 @@
     <w:r>
       <w:tab/>
       <w:tab/>
-      <w:t>2025-02-04</w:t>
+      <w:t>2025-02-05</w:t>
       <w:br/>
       <w:br/>
     </w:r>

--- a/tillsyn/A 62079-2024 tillsynsbegäran.docx
+++ b/tillsyn/A 62079-2024 tillsynsbegäran.docx
@@ -218,7 +218,7 @@
     <w:r>
       <w:tab/>
       <w:tab/>
-      <w:t>2025-02-05</w:t>
+      <w:t>2025-02-06</w:t>
       <w:br/>
       <w:br/>
     </w:r>

--- a/tillsyn/A 62079-2024 tillsynsbegäran.docx
+++ b/tillsyn/A 62079-2024 tillsynsbegäran.docx
@@ -218,7 +218,7 @@
     <w:r>
       <w:tab/>
       <w:tab/>
-      <w:t>2025-02-06</w:t>
+      <w:t>2025-02-07</w:t>
       <w:br/>
       <w:br/>
     </w:r>

--- a/tillsyn/A 62079-2024 tillsynsbegäran.docx
+++ b/tillsyn/A 62079-2024 tillsynsbegäran.docx
@@ -218,7 +218,7 @@
     <w:r>
       <w:tab/>
       <w:tab/>
-      <w:t>2025-02-07</w:t>
+      <w:t>2025-02-08</w:t>
       <w:br/>
       <w:br/>
     </w:r>

--- a/tillsyn/A 62079-2024 tillsynsbegäran.docx
+++ b/tillsyn/A 62079-2024 tillsynsbegäran.docx
@@ -218,7 +218,7 @@
     <w:r>
       <w:tab/>
       <w:tab/>
-      <w:t>2025-02-08</w:t>
+      <w:t>2025-02-09</w:t>
       <w:br/>
       <w:br/>
     </w:r>

--- a/tillsyn/A 62079-2024 tillsynsbegäran.docx
+++ b/tillsyn/A 62079-2024 tillsynsbegäran.docx
@@ -218,7 +218,7 @@
     <w:r>
       <w:tab/>
       <w:tab/>
-      <w:t>2025-02-09</w:t>
+      <w:t>2025-02-10</w:t>
       <w:br/>
       <w:br/>
     </w:r>

--- a/tillsyn/A 62079-2024 tillsynsbegäran.docx
+++ b/tillsyn/A 62079-2024 tillsynsbegäran.docx
@@ -218,7 +218,7 @@
     <w:r>
       <w:tab/>
       <w:tab/>
-      <w:t>2025-02-10</w:t>
+      <w:t>2025-02-11</w:t>
       <w:br/>
       <w:br/>
     </w:r>

--- a/tillsyn/A 62079-2024 tillsynsbegäran.docx
+++ b/tillsyn/A 62079-2024 tillsynsbegäran.docx
@@ -218,7 +218,7 @@
     <w:r>
       <w:tab/>
       <w:tab/>
-      <w:t>2025-02-11</w:t>
+      <w:t>2025-02-12</w:t>
       <w:br/>
       <w:br/>
     </w:r>

--- a/tillsyn/A 62079-2024 tillsynsbegäran.docx
+++ b/tillsyn/A 62079-2024 tillsynsbegäran.docx
@@ -218,7 +218,7 @@
     <w:r>
       <w:tab/>
       <w:tab/>
-      <w:t>2025-02-12</w:t>
+      <w:t>2025-02-13</w:t>
       <w:br/>
       <w:br/>
     </w:r>

--- a/tillsyn/A 62079-2024 tillsynsbegäran.docx
+++ b/tillsyn/A 62079-2024 tillsynsbegäran.docx
@@ -218,7 +218,7 @@
     <w:r>
       <w:tab/>
       <w:tab/>
-      <w:t>2025-02-13</w:t>
+      <w:t>2025-02-14</w:t>
       <w:br/>
       <w:br/>
     </w:r>

--- a/tillsyn/A 62079-2024 tillsynsbegäran.docx
+++ b/tillsyn/A 62079-2024 tillsynsbegäran.docx
@@ -218,7 +218,7 @@
     <w:r>
       <w:tab/>
       <w:tab/>
-      <w:t>2025-02-14</w:t>
+      <w:t>2025-02-15</w:t>
       <w:br/>
       <w:br/>
     </w:r>

--- a/tillsyn/A 62079-2024 tillsynsbegäran.docx
+++ b/tillsyn/A 62079-2024 tillsynsbegäran.docx
@@ -218,7 +218,7 @@
     <w:r>
       <w:tab/>
       <w:tab/>
-      <w:t>2025-02-15</w:t>
+      <w:t>2025-02-16</w:t>
       <w:br/>
       <w:br/>
     </w:r>

--- a/tillsyn/A 62079-2024 tillsynsbegäran.docx
+++ b/tillsyn/A 62079-2024 tillsynsbegäran.docx
@@ -218,7 +218,7 @@
     <w:r>
       <w:tab/>
       <w:tab/>
-      <w:t>2025-02-16</w:t>
+      <w:t>2025-02-17</w:t>
       <w:br/>
       <w:br/>
     </w:r>

--- a/tillsyn/A 62079-2024 tillsynsbegäran.docx
+++ b/tillsyn/A 62079-2024 tillsynsbegäran.docx
@@ -218,7 +218,7 @@
     <w:r>
       <w:tab/>
       <w:tab/>
-      <w:t>2025-02-17</w:t>
+      <w:t>2025-02-18</w:t>
       <w:br/>
       <w:br/>
     </w:r>

--- a/tillsyn/A 62079-2024 tillsynsbegäran.docx
+++ b/tillsyn/A 62079-2024 tillsynsbegäran.docx
@@ -218,7 +218,7 @@
     <w:r>
       <w:tab/>
       <w:tab/>
-      <w:t>2025-02-18</w:t>
+      <w:t>2025-02-19</w:t>
       <w:br/>
       <w:br/>
     </w:r>

--- a/tillsyn/A 62079-2024 tillsynsbegäran.docx
+++ b/tillsyn/A 62079-2024 tillsynsbegäran.docx
@@ -218,7 +218,7 @@
     <w:r>
       <w:tab/>
       <w:tab/>
-      <w:t>2025-02-19</w:t>
+      <w:t>2025-02-20</w:t>
       <w:br/>
       <w:br/>
     </w:r>

--- a/tillsyn/A 62079-2024 tillsynsbegäran.docx
+++ b/tillsyn/A 62079-2024 tillsynsbegäran.docx
@@ -218,7 +218,7 @@
     <w:r>
       <w:tab/>
       <w:tab/>
-      <w:t>2025-02-20</w:t>
+      <w:t>2025-02-21</w:t>
       <w:br/>
       <w:br/>
     </w:r>

--- a/tillsyn/A 62079-2024 tillsynsbegäran.docx
+++ b/tillsyn/A 62079-2024 tillsynsbegäran.docx
@@ -218,7 +218,7 @@
     <w:r>
       <w:tab/>
       <w:tab/>
-      <w:t>2025-02-21</w:t>
+      <w:t>2025-02-22</w:t>
       <w:br/>
       <w:br/>
     </w:r>

--- a/tillsyn/A 62079-2024 tillsynsbegäran.docx
+++ b/tillsyn/A 62079-2024 tillsynsbegäran.docx
@@ -218,7 +218,7 @@
     <w:r>
       <w:tab/>
       <w:tab/>
-      <w:t>2025-02-22</w:t>
+      <w:t>2025-02-23</w:t>
       <w:br/>
       <w:br/>
     </w:r>

--- a/tillsyn/A 62079-2024 tillsynsbegäran.docx
+++ b/tillsyn/A 62079-2024 tillsynsbegäran.docx
@@ -218,7 +218,7 @@
     <w:r>
       <w:tab/>
       <w:tab/>
-      <w:t>2025-02-23</w:t>
+      <w:t>2025-02-24</w:t>
       <w:br/>
       <w:br/>
     </w:r>

--- a/tillsyn/A 62079-2024 tillsynsbegäran.docx
+++ b/tillsyn/A 62079-2024 tillsynsbegäran.docx
@@ -218,7 +218,7 @@
     <w:r>
       <w:tab/>
       <w:tab/>
-      <w:t>2025-02-24</w:t>
+      <w:t>2025-02-25</w:t>
       <w:br/>
       <w:br/>
     </w:r>

--- a/tillsyn/A 62079-2024 tillsynsbegäran.docx
+++ b/tillsyn/A 62079-2024 tillsynsbegäran.docx
@@ -218,7 +218,7 @@
     <w:r>
       <w:tab/>
       <w:tab/>
-      <w:t>2025-02-25</w:t>
+      <w:t>2025-02-26</w:t>
       <w:br/>
       <w:br/>
     </w:r>

--- a/tillsyn/A 62079-2024 tillsynsbegäran.docx
+++ b/tillsyn/A 62079-2024 tillsynsbegäran.docx
@@ -218,7 +218,7 @@
     <w:r>
       <w:tab/>
       <w:tab/>
-      <w:t>2025-02-26</w:t>
+      <w:t>2025-02-27</w:t>
       <w:br/>
       <w:br/>
     </w:r>

--- a/tillsyn/A 62079-2024 tillsynsbegäran.docx
+++ b/tillsyn/A 62079-2024 tillsynsbegäran.docx
@@ -218,7 +218,7 @@
     <w:r>
       <w:tab/>
       <w:tab/>
-      <w:t>2025-02-27</w:t>
+      <w:t>2025-02-28</w:t>
       <w:br/>
       <w:br/>
     </w:r>

--- a/tillsyn/A 62079-2024 tillsynsbegäran.docx
+++ b/tillsyn/A 62079-2024 tillsynsbegäran.docx
@@ -218,7 +218,7 @@
     <w:r>
       <w:tab/>
       <w:tab/>
-      <w:t>2025-02-28</w:t>
+      <w:t>2025-03-01</w:t>
       <w:br/>
       <w:br/>
     </w:r>

--- a/tillsyn/A 62079-2024 tillsynsbegäran.docx
+++ b/tillsyn/A 62079-2024 tillsynsbegäran.docx
@@ -218,7 +218,7 @@
     <w:r>
       <w:tab/>
       <w:tab/>
-      <w:t>2025-03-01</w:t>
+      <w:t>2025-03-02</w:t>
       <w:br/>
       <w:br/>
     </w:r>

--- a/tillsyn/A 62079-2024 tillsynsbegäran.docx
+++ b/tillsyn/A 62079-2024 tillsynsbegäran.docx
@@ -218,7 +218,7 @@
     <w:r>
       <w:tab/>
       <w:tab/>
-      <w:t>2025-03-02</w:t>
+      <w:t>2025-03-03</w:t>
       <w:br/>
       <w:br/>
     </w:r>

--- a/tillsyn/A 62079-2024 tillsynsbegäran.docx
+++ b/tillsyn/A 62079-2024 tillsynsbegäran.docx
@@ -218,7 +218,7 @@
     <w:r>
       <w:tab/>
       <w:tab/>
-      <w:t>2025-03-03</w:t>
+      <w:t>2025-03-04</w:t>
       <w:br/>
       <w:br/>
     </w:r>

--- a/tillsyn/A 62079-2024 tillsynsbegäran.docx
+++ b/tillsyn/A 62079-2024 tillsynsbegäran.docx
@@ -218,7 +218,7 @@
     <w:r>
       <w:tab/>
       <w:tab/>
-      <w:t>2025-03-04</w:t>
+      <w:t>2025-03-05</w:t>
       <w:br/>
       <w:br/>
     </w:r>

--- a/tillsyn/A 62079-2024 tillsynsbegäran.docx
+++ b/tillsyn/A 62079-2024 tillsynsbegäran.docx
@@ -218,7 +218,7 @@
     <w:r>
       <w:tab/>
       <w:tab/>
-      <w:t>2025-03-05</w:t>
+      <w:t>2025-03-06</w:t>
       <w:br/>
       <w:br/>
     </w:r>

--- a/tillsyn/A 62079-2024 tillsynsbegäran.docx
+++ b/tillsyn/A 62079-2024 tillsynsbegäran.docx
@@ -218,7 +218,7 @@
     <w:r>
       <w:tab/>
       <w:tab/>
-      <w:t>2025-03-06</w:t>
+      <w:t>2025-03-07</w:t>
       <w:br/>
       <w:br/>
     </w:r>

--- a/tillsyn/A 62079-2024 tillsynsbegäran.docx
+++ b/tillsyn/A 62079-2024 tillsynsbegäran.docx
@@ -218,7 +218,7 @@
     <w:r>
       <w:tab/>
       <w:tab/>
-      <w:t>2025-03-07</w:t>
+      <w:t>2025-03-08</w:t>
       <w:br/>
       <w:br/>
     </w:r>

--- a/tillsyn/A 62079-2024 tillsynsbegäran.docx
+++ b/tillsyn/A 62079-2024 tillsynsbegäran.docx
@@ -218,7 +218,7 @@
     <w:r>
       <w:tab/>
       <w:tab/>
-      <w:t>2025-03-08</w:t>
+      <w:t>2025-03-09</w:t>
       <w:br/>
       <w:br/>
     </w:r>

--- a/tillsyn/A 62079-2024 tillsynsbegäran.docx
+++ b/tillsyn/A 62079-2024 tillsynsbegäran.docx
@@ -218,7 +218,7 @@
     <w:r>
       <w:tab/>
       <w:tab/>
-      <w:t>2025-03-09</w:t>
+      <w:t>2025-03-10</w:t>
       <w:br/>
       <w:br/>
     </w:r>

--- a/tillsyn/A 62079-2024 tillsynsbegäran.docx
+++ b/tillsyn/A 62079-2024 tillsynsbegäran.docx
@@ -218,7 +218,7 @@
     <w:r>
       <w:tab/>
       <w:tab/>
-      <w:t>2025-03-10</w:t>
+      <w:t>2025-03-11</w:t>
       <w:br/>
       <w:br/>
     </w:r>

--- a/tillsyn/A 62079-2024 tillsynsbegäran.docx
+++ b/tillsyn/A 62079-2024 tillsynsbegäran.docx
@@ -218,7 +218,7 @@
     <w:r>
       <w:tab/>
       <w:tab/>
-      <w:t>2025-03-11</w:t>
+      <w:t>2025-03-12</w:t>
       <w:br/>
       <w:br/>
     </w:r>

--- a/tillsyn/A 62079-2024 tillsynsbegäran.docx
+++ b/tillsyn/A 62079-2024 tillsynsbegäran.docx
@@ -218,7 +218,7 @@
     <w:r>
       <w:tab/>
       <w:tab/>
-      <w:t>2025-03-12</w:t>
+      <w:t>2025-03-13</w:t>
       <w:br/>
       <w:br/>
     </w:r>

--- a/tillsyn/A 62079-2024 tillsynsbegäran.docx
+++ b/tillsyn/A 62079-2024 tillsynsbegäran.docx
@@ -218,7 +218,7 @@
     <w:r>
       <w:tab/>
       <w:tab/>
-      <w:t>2025-03-13</w:t>
+      <w:t>2025-03-14</w:t>
       <w:br/>
       <w:br/>
     </w:r>

--- a/tillsyn/A 62079-2024 tillsynsbegäran.docx
+++ b/tillsyn/A 62079-2024 tillsynsbegäran.docx
@@ -218,7 +218,7 @@
     <w:r>
       <w:tab/>
       <w:tab/>
-      <w:t>2025-03-14</w:t>
+      <w:t>2025-03-15</w:t>
       <w:br/>
       <w:br/>
     </w:r>

--- a/tillsyn/A 62079-2024 tillsynsbegäran.docx
+++ b/tillsyn/A 62079-2024 tillsynsbegäran.docx
@@ -218,7 +218,7 @@
     <w:r>
       <w:tab/>
       <w:tab/>
-      <w:t>2025-03-15</w:t>
+      <w:t>2025-03-16</w:t>
       <w:br/>
       <w:br/>
     </w:r>

--- a/tillsyn/A 62079-2024 tillsynsbegäran.docx
+++ b/tillsyn/A 62079-2024 tillsynsbegäran.docx
@@ -218,7 +218,7 @@
     <w:r>
       <w:tab/>
       <w:tab/>
-      <w:t>2025-03-16</w:t>
+      <w:t>2025-03-17</w:t>
       <w:br/>
       <w:br/>
     </w:r>

--- a/tillsyn/A 62079-2024 tillsynsbegäran.docx
+++ b/tillsyn/A 62079-2024 tillsynsbegäran.docx
@@ -218,7 +218,7 @@
     <w:r>
       <w:tab/>
       <w:tab/>
-      <w:t>2025-03-17</w:t>
+      <w:t>2025-03-18</w:t>
       <w:br/>
       <w:br/>
     </w:r>

--- a/tillsyn/A 62079-2024 tillsynsbegäran.docx
+++ b/tillsyn/A 62079-2024 tillsynsbegäran.docx
@@ -218,7 +218,7 @@
     <w:r>
       <w:tab/>
       <w:tab/>
-      <w:t>2025-03-18</w:t>
+      <w:t>2025-03-19</w:t>
       <w:br/>
       <w:br/>
     </w:r>

--- a/tillsyn/A 62079-2024 tillsynsbegäran.docx
+++ b/tillsyn/A 62079-2024 tillsynsbegäran.docx
@@ -218,7 +218,7 @@
     <w:r>
       <w:tab/>
       <w:tab/>
-      <w:t>2025-03-19</w:t>
+      <w:t>2025-03-20</w:t>
       <w:br/>
       <w:br/>
     </w:r>

--- a/tillsyn/A 62079-2024 tillsynsbegäran.docx
+++ b/tillsyn/A 62079-2024 tillsynsbegäran.docx
@@ -218,7 +218,7 @@
     <w:r>
       <w:tab/>
       <w:tab/>
-      <w:t>2025-03-20</w:t>
+      <w:t>2025-03-21</w:t>
       <w:br/>
       <w:br/>
     </w:r>

--- a/tillsyn/A 62079-2024 tillsynsbegäran.docx
+++ b/tillsyn/A 62079-2024 tillsynsbegäran.docx
@@ -218,7 +218,7 @@
     <w:r>
       <w:tab/>
       <w:tab/>
-      <w:t>2025-03-21</w:t>
+      <w:t>2025-03-22</w:t>
       <w:br/>
       <w:br/>
     </w:r>

--- a/tillsyn/A 62079-2024 tillsynsbegäran.docx
+++ b/tillsyn/A 62079-2024 tillsynsbegäran.docx
@@ -218,7 +218,7 @@
     <w:r>
       <w:tab/>
       <w:tab/>
-      <w:t>2025-03-22</w:t>
+      <w:t>2025-03-23</w:t>
       <w:br/>
       <w:br/>
     </w:r>

--- a/tillsyn/A 62079-2024 tillsynsbegäran.docx
+++ b/tillsyn/A 62079-2024 tillsynsbegäran.docx
@@ -218,7 +218,7 @@
     <w:r>
       <w:tab/>
       <w:tab/>
-      <w:t>2025-03-23</w:t>
+      <w:t>2025-03-24</w:t>
       <w:br/>
       <w:br/>
     </w:r>

--- a/tillsyn/A 62079-2024 tillsynsbegäran.docx
+++ b/tillsyn/A 62079-2024 tillsynsbegäran.docx
@@ -218,7 +218,7 @@
     <w:r>
       <w:tab/>
       <w:tab/>
-      <w:t>2025-03-24</w:t>
+      <w:t>2025-03-25</w:t>
       <w:br/>
       <w:br/>
     </w:r>

--- a/tillsyn/A 62079-2024 tillsynsbegäran.docx
+++ b/tillsyn/A 62079-2024 tillsynsbegäran.docx
@@ -218,7 +218,7 @@
     <w:r>
       <w:tab/>
       <w:tab/>
-      <w:t>2025-03-25</w:t>
+      <w:t>2025-03-26</w:t>
       <w:br/>
       <w:br/>
     </w:r>

--- a/tillsyn/A 62079-2024 tillsynsbegäran.docx
+++ b/tillsyn/A 62079-2024 tillsynsbegäran.docx
@@ -218,7 +218,7 @@
     <w:r>
       <w:tab/>
       <w:tab/>
-      <w:t>2025-03-26</w:t>
+      <w:t>2025-03-27</w:t>
       <w:br/>
       <w:br/>
     </w:r>

--- a/tillsyn/A 62079-2024 tillsynsbegäran.docx
+++ b/tillsyn/A 62079-2024 tillsynsbegäran.docx
@@ -218,7 +218,7 @@
     <w:r>
       <w:tab/>
       <w:tab/>
-      <w:t>2025-03-27</w:t>
+      <w:t>2025-03-28</w:t>
       <w:br/>
       <w:br/>
     </w:r>

--- a/tillsyn/A 62079-2024 tillsynsbegäran.docx
+++ b/tillsyn/A 62079-2024 tillsynsbegäran.docx
@@ -218,7 +218,7 @@
     <w:r>
       <w:tab/>
       <w:tab/>
-      <w:t>2025-03-28</w:t>
+      <w:t>2025-03-29</w:t>
       <w:br/>
       <w:br/>
     </w:r>

--- a/tillsyn/A 62079-2024 tillsynsbegäran.docx
+++ b/tillsyn/A 62079-2024 tillsynsbegäran.docx
@@ -218,7 +218,7 @@
     <w:r>
       <w:tab/>
       <w:tab/>
-      <w:t>2025-04-02</w:t>
+      <w:t>2025-04-03</w:t>
       <w:br/>
       <w:br/>
     </w:r>

--- a/tillsyn/A 62079-2024 tillsynsbegäran.docx
+++ b/tillsyn/A 62079-2024 tillsynsbegäran.docx
@@ -218,7 +218,7 @@
     <w:r>
       <w:tab/>
       <w:tab/>
-      <w:t>2025-04-03</w:t>
+      <w:t>2025-04-05</w:t>
       <w:br/>
       <w:br/>
     </w:r>

--- a/tillsyn/A 62079-2024 tillsynsbegäran.docx
+++ b/tillsyn/A 62079-2024 tillsynsbegäran.docx
@@ -218,7 +218,7 @@
     <w:r>
       <w:tab/>
       <w:tab/>
-      <w:t>2025-04-05</w:t>
+      <w:t>2025-04-06</w:t>
       <w:br/>
       <w:br/>
     </w:r>

--- a/tillsyn/A 62079-2024 tillsynsbegäran.docx
+++ b/tillsyn/A 62079-2024 tillsynsbegäran.docx
@@ -218,7 +218,7 @@
     <w:r>
       <w:tab/>
       <w:tab/>
-      <w:t>2025-04-06</w:t>
+      <w:t>2025-04-07</w:t>
       <w:br/>
       <w:br/>
     </w:r>

--- a/tillsyn/A 62079-2024 tillsynsbegäran.docx
+++ b/tillsyn/A 62079-2024 tillsynsbegäran.docx
@@ -218,7 +218,7 @@
     <w:r>
       <w:tab/>
       <w:tab/>
-      <w:t>2025-04-07</w:t>
+      <w:t>2025-04-08</w:t>
       <w:br/>
       <w:br/>
     </w:r>

--- a/tillsyn/A 62079-2024 tillsynsbegäran.docx
+++ b/tillsyn/A 62079-2024 tillsynsbegäran.docx
@@ -218,7 +218,7 @@
     <w:r>
       <w:tab/>
       <w:tab/>
-      <w:t>2025-04-08</w:t>
+      <w:t>2025-04-09</w:t>
       <w:br/>
       <w:br/>
     </w:r>

--- a/tillsyn/A 62079-2024 tillsynsbegäran.docx
+++ b/tillsyn/A 62079-2024 tillsynsbegäran.docx
@@ -90,6 +90,37 @@
         <w:t>Figur 1. Fyndplatser för naturvårdsarter i det avverkningsanmälda området (röd linje). Markörer utan svart kant är placerade på fyndplatsen. Markörer med svart kant är placerade vid sidan av fyndplatsen och har ett svart streck som visar fyndplatsens exakta position. Kartans mittpunktskoordinat är N 6524293, E 350507 i SWEREF 99 TM.</w:t>
       </w:r>
     </w:p>
+    <w:p>
+      <w:r>
+        <w:rPr>
+          <w:b/>
+        </w:rPr>
+        <w:t xml:space="preserve">Grov fjädermossa </w:t>
+      </w:r>
+      <w:r>
+        <w:t>påträffas i gammal ädellövskog och på kalkrika bergväggar i äldre barrskog. Arten är placerad högst upp i Skogsstyrelsens värdepyramid för bedömning av skog med höga naturvärden och visar på lokaler som haft lång trädkontinuitet och stabilt mikroklimat (Nitare &amp; Skogsstyrelsen, 2019).</w:t>
+      </w:r>
+    </w:p>
+    <w:p>
+      <w:r>
+        <w:rPr>
+          <w:b/>
+        </w:rPr>
+        <w:t xml:space="preserve">Skogssvingel (NT) </w:t>
+      </w:r>
+      <w:r>
+        <w:t>är ett sällsynt och exklusivt lundgräs som växer i bokskog, granskog och ädellövskog. Den hittas framför allt i gamla naturskogar med långvarig kontinuitet och hög luftfuktighet. Samtliga förekomster har idag reliktkaraktär och är troligen mycket gamla och arten är placerad högst upp i Skogsstyrelsens värdepyramid för bedömning av skog med höga naturvärden. Arten är mycket känslig för skogsbruk och samtliga lokaler bör skyddas</w:t>
+      </w:r>
+      <w:r>
+        <w:rPr>
+          <w:b/>
+        </w:rPr>
+        <w:t xml:space="preserve"> </w:t>
+      </w:r>
+      <w:r>
+        <w:t>(SLU Artdatabanken, 2024; Nitare &amp; Skogsstyrelsen, 2019).</w:t>
+      </w:r>
+    </w:p>
     <w:sectPr>
       <w:headerReference w:type="even" r:id="rId8"/>
       <w:headerReference w:type="default" r:id="rId9"/>
@@ -218,7 +249,7 @@
     <w:r>
       <w:tab/>
       <w:tab/>
-      <w:t>2025-04-09</w:t>
+      <w:t>2025-04-10</w:t>
       <w:br/>
       <w:br/>
     </w:r>

--- a/tillsyn/A 62079-2024 tillsynsbegäran.docx
+++ b/tillsyn/A 62079-2024 tillsynsbegäran.docx
@@ -249,7 +249,7 @@
     <w:r>
       <w:tab/>
       <w:tab/>
-      <w:t>2025-04-10</w:t>
+      <w:t>2025-04-11</w:t>
       <w:br/>
       <w:br/>
     </w:r>

--- a/tillsyn/A 62079-2024 tillsynsbegäran.docx
+++ b/tillsyn/A 62079-2024 tillsynsbegäran.docx
@@ -249,7 +249,7 @@
     <w:r>
       <w:tab/>
       <w:tab/>
-      <w:t>2025-04-11</w:t>
+      <w:t>2025-04-12</w:t>
       <w:br/>
       <w:br/>
     </w:r>

--- a/tillsyn/A 62079-2024 tillsynsbegäran.docx
+++ b/tillsyn/A 62079-2024 tillsynsbegäran.docx
@@ -249,7 +249,7 @@
     <w:r>
       <w:tab/>
       <w:tab/>
-      <w:t>2025-04-12</w:t>
+      <w:t>2025-04-13</w:t>
       <w:br/>
       <w:br/>
     </w:r>

--- a/tillsyn/A 62079-2024 tillsynsbegäran.docx
+++ b/tillsyn/A 62079-2024 tillsynsbegäran.docx
@@ -249,7 +249,7 @@
     <w:r>
       <w:tab/>
       <w:tab/>
-      <w:t>2025-04-13</w:t>
+      <w:t>2025-04-14</w:t>
       <w:br/>
       <w:br/>
     </w:r>

--- a/tillsyn/A 62079-2024 tillsynsbegäran.docx
+++ b/tillsyn/A 62079-2024 tillsynsbegäran.docx
@@ -249,7 +249,7 @@
     <w:r>
       <w:tab/>
       <w:tab/>
-      <w:t>2025-04-14</w:t>
+      <w:t>2025-04-15</w:t>
       <w:br/>
       <w:br/>
     </w:r>

--- a/tillsyn/A 62079-2024 tillsynsbegäran.docx
+++ b/tillsyn/A 62079-2024 tillsynsbegäran.docx
@@ -249,7 +249,7 @@
     <w:r>
       <w:tab/>
       <w:tab/>
-      <w:t>2025-04-15</w:t>
+      <w:t>2025-04-16</w:t>
       <w:br/>
       <w:br/>
     </w:r>

--- a/tillsyn/A 62079-2024 tillsynsbegäran.docx
+++ b/tillsyn/A 62079-2024 tillsynsbegäran.docx
@@ -249,7 +249,7 @@
     <w:r>
       <w:tab/>
       <w:tab/>
-      <w:t>2025-04-16</w:t>
+      <w:t>2025-04-17</w:t>
       <w:br/>
       <w:br/>
     </w:r>

--- a/tillsyn/A 62079-2024 tillsynsbegäran.docx
+++ b/tillsyn/A 62079-2024 tillsynsbegäran.docx
@@ -249,7 +249,7 @@
     <w:r>
       <w:tab/>
       <w:tab/>
-      <w:t>2025-04-17</w:t>
+      <w:t>2025-04-18</w:t>
       <w:br/>
       <w:br/>
     </w:r>

--- a/tillsyn/A 62079-2024 tillsynsbegäran.docx
+++ b/tillsyn/A 62079-2024 tillsynsbegäran.docx
@@ -249,7 +249,7 @@
     <w:r>
       <w:tab/>
       <w:tab/>
-      <w:t>2025-04-18</w:t>
+      <w:t>2025-04-19</w:t>
       <w:br/>
       <w:br/>
     </w:r>

--- a/tillsyn/A 62079-2024 tillsynsbegäran.docx
+++ b/tillsyn/A 62079-2024 tillsynsbegäran.docx
@@ -249,7 +249,7 @@
     <w:r>
       <w:tab/>
       <w:tab/>
-      <w:t>2025-05-03</w:t>
+      <w:t>2025-05-04</w:t>
       <w:br/>
       <w:br/>
     </w:r>

--- a/tillsyn/A 62079-2024 tillsynsbegäran.docx
+++ b/tillsyn/A 62079-2024 tillsynsbegäran.docx
@@ -249,7 +249,7 @@
     <w:r>
       <w:tab/>
       <w:tab/>
-      <w:t>2025-05-04</w:t>
+      <w:t>2025-05-06</w:t>
       <w:br/>
       <w:br/>
     </w:r>

--- a/tillsyn/A 62079-2024 tillsynsbegäran.docx
+++ b/tillsyn/A 62079-2024 tillsynsbegäran.docx
@@ -249,7 +249,7 @@
     <w:r>
       <w:tab/>
       <w:tab/>
-      <w:t>2025-05-06</w:t>
+      <w:t>2025-05-07</w:t>
       <w:br/>
       <w:br/>
     </w:r>

--- a/tillsyn/A 62079-2024 tillsynsbegäran.docx
+++ b/tillsyn/A 62079-2024 tillsynsbegäran.docx
@@ -249,7 +249,7 @@
     <w:r>
       <w:tab/>
       <w:tab/>
-      <w:t>2025-05-07</w:t>
+      <w:t>2025-05-08</w:t>
       <w:br/>
       <w:br/>
     </w:r>

--- a/tillsyn/A 62079-2024 tillsynsbegäran.docx
+++ b/tillsyn/A 62079-2024 tillsynsbegäran.docx
@@ -249,7 +249,7 @@
     <w:r>
       <w:tab/>
       <w:tab/>
-      <w:t>2025-05-08</w:t>
+      <w:t>2025-05-09</w:t>
       <w:br/>
       <w:br/>
     </w:r>

--- a/tillsyn/A 62079-2024 tillsynsbegäran.docx
+++ b/tillsyn/A 62079-2024 tillsynsbegäran.docx
@@ -249,7 +249,7 @@
     <w:r>
       <w:tab/>
       <w:tab/>
-      <w:t>2025-05-09</w:t>
+      <w:t>2025-05-10</w:t>
       <w:br/>
       <w:br/>
     </w:r>

--- a/tillsyn/A 62079-2024 tillsynsbegäran.docx
+++ b/tillsyn/A 62079-2024 tillsynsbegäran.docx
@@ -249,7 +249,7 @@
     <w:r>
       <w:tab/>
       <w:tab/>
-      <w:t>2025-05-10</w:t>
+      <w:t>2025-05-11</w:t>
       <w:br/>
       <w:br/>
     </w:r>

--- a/tillsyn/A 62079-2024 tillsynsbegäran.docx
+++ b/tillsyn/A 62079-2024 tillsynsbegäran.docx
@@ -249,7 +249,7 @@
     <w:r>
       <w:tab/>
       <w:tab/>
-      <w:t>2025-05-11</w:t>
+      <w:t>2025-05-12</w:t>
       <w:br/>
       <w:br/>
     </w:r>

--- a/tillsyn/A 62079-2024 tillsynsbegäran.docx
+++ b/tillsyn/A 62079-2024 tillsynsbegäran.docx
@@ -249,7 +249,7 @@
     <w:r>
       <w:tab/>
       <w:tab/>
-      <w:t>2025-05-12</w:t>
+      <w:t>2025-05-13</w:t>
       <w:br/>
       <w:br/>
     </w:r>

--- a/tillsyn/A 62079-2024 tillsynsbegäran.docx
+++ b/tillsyn/A 62079-2024 tillsynsbegäran.docx
@@ -249,7 +249,7 @@
     <w:r>
       <w:tab/>
       <w:tab/>
-      <w:t>2025-05-13</w:t>
+      <w:t>2025-05-14</w:t>
       <w:br/>
       <w:br/>
     </w:r>

--- a/tillsyn/A 62079-2024 tillsynsbegäran.docx
+++ b/tillsyn/A 62079-2024 tillsynsbegäran.docx
@@ -249,7 +249,7 @@
     <w:r>
       <w:tab/>
       <w:tab/>
-      <w:t>2025-05-14</w:t>
+      <w:t>2025-05-15</w:t>
       <w:br/>
       <w:br/>
     </w:r>

--- a/tillsyn/A 62079-2024 tillsynsbegäran.docx
+++ b/tillsyn/A 62079-2024 tillsynsbegäran.docx
@@ -249,7 +249,7 @@
     <w:r>
       <w:tab/>
       <w:tab/>
-      <w:t>2025-05-15</w:t>
+      <w:t>2025-05-16</w:t>
       <w:br/>
       <w:br/>
     </w:r>

--- a/tillsyn/A 62079-2024 tillsynsbegäran.docx
+++ b/tillsyn/A 62079-2024 tillsynsbegäran.docx
@@ -249,7 +249,7 @@
     <w:r>
       <w:tab/>
       <w:tab/>
-      <w:t>2025-05-16</w:t>
+      <w:t>2025-05-17</w:t>
       <w:br/>
       <w:br/>
     </w:r>

--- a/tillsyn/A 62079-2024 tillsynsbegäran.docx
+++ b/tillsyn/A 62079-2024 tillsynsbegäran.docx
@@ -249,7 +249,7 @@
     <w:r>
       <w:tab/>
       <w:tab/>
-      <w:t>2025-05-17</w:t>
+      <w:t>2025-05-18</w:t>
       <w:br/>
       <w:br/>
     </w:r>

--- a/tillsyn/A 62079-2024 tillsynsbegäran.docx
+++ b/tillsyn/A 62079-2024 tillsynsbegäran.docx
@@ -249,7 +249,7 @@
     <w:r>
       <w:tab/>
       <w:tab/>
-      <w:t>2025-05-18</w:t>
+      <w:t>2025-05-19</w:t>
       <w:br/>
       <w:br/>
     </w:r>

--- a/tillsyn/A 62079-2024 tillsynsbegäran.docx
+++ b/tillsyn/A 62079-2024 tillsynsbegäran.docx
@@ -249,7 +249,7 @@
     <w:r>
       <w:tab/>
       <w:tab/>
-      <w:t>2025-05-19</w:t>
+      <w:t>2025-05-20</w:t>
       <w:br/>
       <w:br/>
     </w:r>

--- a/tillsyn/A 62079-2024 tillsynsbegäran.docx
+++ b/tillsyn/A 62079-2024 tillsynsbegäran.docx
@@ -249,7 +249,7 @@
     <w:r>
       <w:tab/>
       <w:tab/>
-      <w:t>2025-05-20</w:t>
+      <w:t>2025-05-21</w:t>
       <w:br/>
       <w:br/>
     </w:r>

--- a/tillsyn/A 62079-2024 tillsynsbegäran.docx
+++ b/tillsyn/A 62079-2024 tillsynsbegäran.docx
@@ -249,7 +249,7 @@
     <w:r>
       <w:tab/>
       <w:tab/>
-      <w:t>2025-05-21</w:t>
+      <w:t>2025-05-22</w:t>
       <w:br/>
       <w:br/>
     </w:r>

--- a/tillsyn/A 62079-2024 tillsynsbegäran.docx
+++ b/tillsyn/A 62079-2024 tillsynsbegäran.docx
@@ -249,7 +249,7 @@
     <w:r>
       <w:tab/>
       <w:tab/>
-      <w:t>2025-05-22</w:t>
+      <w:t>2025-05-23</w:t>
       <w:br/>
       <w:br/>
     </w:r>

--- a/tillsyn/A 62079-2024 tillsynsbegäran.docx
+++ b/tillsyn/A 62079-2024 tillsynsbegäran.docx
@@ -249,7 +249,7 @@
     <w:r>
       <w:tab/>
       <w:tab/>
-      <w:t>2025-05-23</w:t>
+      <w:t>2025-05-24</w:t>
       <w:br/>
       <w:br/>
     </w:r>

--- a/tillsyn/A 62079-2024 tillsynsbegäran.docx
+++ b/tillsyn/A 62079-2024 tillsynsbegäran.docx
@@ -249,7 +249,7 @@
     <w:r>
       <w:tab/>
       <w:tab/>
-      <w:t>2025-05-24</w:t>
+      <w:t>2025-05-25</w:t>
       <w:br/>
       <w:br/>
     </w:r>

--- a/tillsyn/A 62079-2024 tillsynsbegäran.docx
+++ b/tillsyn/A 62079-2024 tillsynsbegäran.docx
@@ -249,7 +249,7 @@
     <w:r>
       <w:tab/>
       <w:tab/>
-      <w:t>2025-05-25</w:t>
+      <w:t>2025-05-26</w:t>
       <w:br/>
       <w:br/>
     </w:r>

--- a/tillsyn/A 62079-2024 tillsynsbegäran.docx
+++ b/tillsyn/A 62079-2024 tillsynsbegäran.docx
@@ -249,7 +249,7 @@
     <w:r>
       <w:tab/>
       <w:tab/>
-      <w:t>2025-05-26</w:t>
+      <w:t>2025-05-27</w:t>
       <w:br/>
       <w:br/>
     </w:r>

--- a/tillsyn/A 62079-2024 tillsynsbegäran.docx
+++ b/tillsyn/A 62079-2024 tillsynsbegäran.docx
@@ -249,7 +249,7 @@
     <w:r>
       <w:tab/>
       <w:tab/>
-      <w:t>2025-05-27</w:t>
+      <w:t>2025-05-30</w:t>
       <w:br/>
       <w:br/>
     </w:r>

--- a/tillsyn/A 62079-2024 tillsynsbegäran.docx
+++ b/tillsyn/A 62079-2024 tillsynsbegäran.docx
@@ -249,7 +249,7 @@
     <w:r>
       <w:tab/>
       <w:tab/>
-      <w:t>2025-05-30</w:t>
+      <w:t>2025-06-01</w:t>
       <w:br/>
       <w:br/>
     </w:r>

--- a/tillsyn/A 62079-2024 tillsynsbegäran.docx
+++ b/tillsyn/A 62079-2024 tillsynsbegäran.docx
@@ -249,7 +249,7 @@
     <w:r>
       <w:tab/>
       <w:tab/>
-      <w:t>2025-06-01</w:t>
+      <w:t>2025-06-02</w:t>
       <w:br/>
       <w:br/>
     </w:r>

--- a/tillsyn/A 62079-2024 tillsynsbegäran.docx
+++ b/tillsyn/A 62079-2024 tillsynsbegäran.docx
@@ -249,7 +249,7 @@
     <w:r>
       <w:tab/>
       <w:tab/>
-      <w:t>2025-06-02</w:t>
+      <w:t>2025-06-03</w:t>
       <w:br/>
       <w:br/>
     </w:r>

--- a/tillsyn/A 62079-2024 tillsynsbegäran.docx
+++ b/tillsyn/A 62079-2024 tillsynsbegäran.docx
@@ -249,7 +249,7 @@
     <w:r>
       <w:tab/>
       <w:tab/>
-      <w:t>2025-06-03</w:t>
+      <w:t>2025-06-04</w:t>
       <w:br/>
       <w:br/>
     </w:r>

--- a/tillsyn/A 62079-2024 tillsynsbegäran.docx
+++ b/tillsyn/A 62079-2024 tillsynsbegäran.docx
@@ -249,7 +249,7 @@
     <w:r>
       <w:tab/>
       <w:tab/>
-      <w:t>2025-06-04</w:t>
+      <w:t>2025-06-05</w:t>
       <w:br/>
       <w:br/>
     </w:r>

--- a/tillsyn/A 62079-2024 tillsynsbegäran.docx
+++ b/tillsyn/A 62079-2024 tillsynsbegäran.docx
@@ -249,7 +249,7 @@
     <w:r>
       <w:tab/>
       <w:tab/>
-      <w:t>2025-06-13</w:t>
+      <w:t>2025-06-15</w:t>
       <w:br/>
       <w:br/>
     </w:r>

--- a/tillsyn/A 62079-2024 tillsynsbegäran.docx
+++ b/tillsyn/A 62079-2024 tillsynsbegäran.docx
@@ -249,7 +249,7 @@
     <w:r>
       <w:tab/>
       <w:tab/>
-      <w:t>2025-06-15</w:t>
+      <w:t>2025-06-16</w:t>
       <w:br/>
       <w:br/>
     </w:r>

--- a/tillsyn/A 62079-2024 tillsynsbegäran.docx
+++ b/tillsyn/A 62079-2024 tillsynsbegäran.docx
@@ -249,7 +249,7 @@
     <w:r>
       <w:tab/>
       <w:tab/>
-      <w:t>2025-06-16</w:t>
+      <w:t>2025-06-17</w:t>
       <w:br/>
       <w:br/>
     </w:r>

--- a/tillsyn/A 62079-2024 tillsynsbegäran.docx
+++ b/tillsyn/A 62079-2024 tillsynsbegäran.docx
@@ -249,7 +249,7 @@
     <w:r>
       <w:tab/>
       <w:tab/>
-      <w:t>2025-06-17</w:t>
+      <w:t>2025-06-18</w:t>
       <w:br/>
       <w:br/>
     </w:r>

--- a/tillsyn/A 62079-2024 tillsynsbegäran.docx
+++ b/tillsyn/A 62079-2024 tillsynsbegäran.docx
@@ -249,7 +249,7 @@
     <w:r>
       <w:tab/>
       <w:tab/>
-      <w:t>2025-06-18</w:t>
+      <w:t>2025-06-19</w:t>
       <w:br/>
       <w:br/>
     </w:r>

--- a/tillsyn/A 62079-2024 tillsynsbegäran.docx
+++ b/tillsyn/A 62079-2024 tillsynsbegäran.docx
@@ -249,7 +249,7 @@
     <w:r>
       <w:tab/>
       <w:tab/>
-      <w:t>2025-06-19</w:t>
+      <w:t>2025-06-20</w:t>
       <w:br/>
       <w:br/>
     </w:r>

--- a/tillsyn/A 62079-2024 tillsynsbegäran.docx
+++ b/tillsyn/A 62079-2024 tillsynsbegäran.docx
@@ -249,7 +249,7 @@
     <w:r>
       <w:tab/>
       <w:tab/>
-      <w:t>2025-06-20</w:t>
+      <w:t>2025-06-21</w:t>
       <w:br/>
       <w:br/>
     </w:r>

--- a/tillsyn/A 62079-2024 tillsynsbegäran.docx
+++ b/tillsyn/A 62079-2024 tillsynsbegäran.docx
@@ -249,7 +249,7 @@
     <w:r>
       <w:tab/>
       <w:tab/>
-      <w:t>2025-06-21</w:t>
+      <w:t>2025-06-22</w:t>
       <w:br/>
       <w:br/>
     </w:r>

--- a/tillsyn/A 62079-2024 tillsynsbegäran.docx
+++ b/tillsyn/A 62079-2024 tillsynsbegäran.docx
@@ -249,7 +249,7 @@
     <w:r>
       <w:tab/>
       <w:tab/>
-      <w:t>2025-06-22</w:t>
+      <w:t>2025-06-23</w:t>
       <w:br/>
       <w:br/>
     </w:r>

--- a/tillsyn/A 62079-2024 tillsynsbegäran.docx
+++ b/tillsyn/A 62079-2024 tillsynsbegäran.docx
@@ -249,7 +249,7 @@
     <w:r>
       <w:tab/>
       <w:tab/>
-      <w:t>2025-06-23</w:t>
+      <w:t>2025-06-24</w:t>
       <w:br/>
       <w:br/>
     </w:r>

--- a/tillsyn/A 62079-2024 tillsynsbegäran.docx
+++ b/tillsyn/A 62079-2024 tillsynsbegäran.docx
@@ -249,7 +249,7 @@
     <w:r>
       <w:tab/>
       <w:tab/>
-      <w:t>2025-06-24</w:t>
+      <w:t>2025-06-25</w:t>
       <w:br/>
       <w:br/>
     </w:r>

--- a/tillsyn/A 62079-2024 tillsynsbegäran.docx
+++ b/tillsyn/A 62079-2024 tillsynsbegäran.docx
@@ -249,7 +249,7 @@
     <w:r>
       <w:tab/>
       <w:tab/>
-      <w:t>2025-06-25</w:t>
+      <w:t>2025-06-26</w:t>
       <w:br/>
       <w:br/>
     </w:r>

--- a/tillsyn/A 62079-2024 tillsynsbegäran.docx
+++ b/tillsyn/A 62079-2024 tillsynsbegäran.docx
@@ -249,7 +249,7 @@
     <w:r>
       <w:tab/>
       <w:tab/>
-      <w:t>2025-06-26</w:t>
+      <w:t>2025-06-27</w:t>
       <w:br/>
       <w:br/>
     </w:r>

--- a/tillsyn/A 62079-2024 tillsynsbegäran.docx
+++ b/tillsyn/A 62079-2024 tillsynsbegäran.docx
@@ -249,7 +249,7 @@
     <w:r>
       <w:tab/>
       <w:tab/>
-      <w:t>2025-06-27</w:t>
+      <w:t>2025-06-28</w:t>
       <w:br/>
       <w:br/>
     </w:r>

--- a/tillsyn/A 62079-2024 tillsynsbegäran.docx
+++ b/tillsyn/A 62079-2024 tillsynsbegäran.docx
@@ -249,7 +249,7 @@
     <w:r>
       <w:tab/>
       <w:tab/>
-      <w:t>2025-06-28</w:t>
+      <w:t>2025-06-29</w:t>
       <w:br/>
       <w:br/>
     </w:r>

--- a/tillsyn/A 62079-2024 tillsynsbegäran.docx
+++ b/tillsyn/A 62079-2024 tillsynsbegäran.docx
@@ -249,7 +249,7 @@
     <w:r>
       <w:tab/>
       <w:tab/>
-      <w:t>2025-06-29</w:t>
+      <w:t>2025-06-30</w:t>
       <w:br/>
       <w:br/>
     </w:r>

--- a/tillsyn/A 62079-2024 tillsynsbegäran.docx
+++ b/tillsyn/A 62079-2024 tillsynsbegäran.docx
@@ -249,7 +249,7 @@
     <w:r>
       <w:tab/>
       <w:tab/>
-      <w:t>2025-06-30</w:t>
+      <w:t>2025-07-01</w:t>
       <w:br/>
       <w:br/>
     </w:r>

--- a/tillsyn/A 62079-2024 tillsynsbegäran.docx
+++ b/tillsyn/A 62079-2024 tillsynsbegäran.docx
@@ -249,7 +249,7 @@
     <w:r>
       <w:tab/>
       <w:tab/>
-      <w:t>2025-07-01</w:t>
+      <w:t>2025-07-02</w:t>
       <w:br/>
       <w:br/>
     </w:r>

--- a/tillsyn/A 62079-2024 tillsynsbegäran.docx
+++ b/tillsyn/A 62079-2024 tillsynsbegäran.docx
@@ -249,7 +249,7 @@
     <w:r>
       <w:tab/>
       <w:tab/>
-      <w:t>2025-07-02</w:t>
+      <w:t>2025-07-03</w:t>
       <w:br/>
       <w:br/>
     </w:r>

--- a/tillsyn/A 62079-2024 tillsynsbegäran.docx
+++ b/tillsyn/A 62079-2024 tillsynsbegäran.docx
@@ -249,7 +249,7 @@
     <w:r>
       <w:tab/>
       <w:tab/>
-      <w:t>2025-07-03</w:t>
+      <w:t>2025-07-04</w:t>
       <w:br/>
       <w:br/>
     </w:r>

--- a/tillsyn/A 62079-2024 tillsynsbegäran.docx
+++ b/tillsyn/A 62079-2024 tillsynsbegäran.docx
@@ -249,7 +249,7 @@
     <w:r>
       <w:tab/>
       <w:tab/>
-      <w:t>2025-07-04</w:t>
+      <w:t>2025-07-05</w:t>
       <w:br/>
       <w:br/>
     </w:r>

--- a/tillsyn/A 62079-2024 tillsynsbegäran.docx
+++ b/tillsyn/A 62079-2024 tillsynsbegäran.docx
@@ -249,7 +249,7 @@
     <w:r>
       <w:tab/>
       <w:tab/>
-      <w:t>2025-07-05</w:t>
+      <w:t>2025-07-06</w:t>
       <w:br/>
       <w:br/>
     </w:r>

--- a/tillsyn/A 62079-2024 tillsynsbegäran.docx
+++ b/tillsyn/A 62079-2024 tillsynsbegäran.docx
@@ -249,7 +249,7 @@
     <w:r>
       <w:tab/>
       <w:tab/>
-      <w:t>2025-07-06</w:t>
+      <w:t>2025-07-07</w:t>
       <w:br/>
       <w:br/>
     </w:r>

--- a/tillsyn/A 62079-2024 tillsynsbegäran.docx
+++ b/tillsyn/A 62079-2024 tillsynsbegäran.docx
@@ -249,7 +249,7 @@
     <w:r>
       <w:tab/>
       <w:tab/>
-      <w:t>2025-07-07</w:t>
+      <w:t>2025-07-08</w:t>
       <w:br/>
       <w:br/>
     </w:r>

--- a/tillsyn/A 62079-2024 tillsynsbegäran.docx
+++ b/tillsyn/A 62079-2024 tillsynsbegäran.docx
@@ -249,7 +249,7 @@
     <w:r>
       <w:tab/>
       <w:tab/>
-      <w:t>2025-07-08</w:t>
+      <w:t>2025-07-09</w:t>
       <w:br/>
       <w:br/>
     </w:r>

--- a/tillsyn/A 62079-2024 tillsynsbegäran.docx
+++ b/tillsyn/A 62079-2024 tillsynsbegäran.docx
@@ -249,7 +249,7 @@
     <w:r>
       <w:tab/>
       <w:tab/>
-      <w:t>2025-07-09</w:t>
+      <w:t>2025-07-11</w:t>
       <w:br/>
       <w:br/>
     </w:r>

--- a/tillsyn/A 62079-2024 tillsynsbegäran.docx
+++ b/tillsyn/A 62079-2024 tillsynsbegäran.docx
@@ -249,7 +249,7 @@
     <w:r>
       <w:tab/>
       <w:tab/>
-      <w:t>2025-07-11</w:t>
+      <w:t>2025-07-12</w:t>
       <w:br/>
       <w:br/>
     </w:r>

--- a/tillsyn/A 62079-2024 tillsynsbegäran.docx
+++ b/tillsyn/A 62079-2024 tillsynsbegäran.docx
@@ -249,7 +249,7 @@
     <w:r>
       <w:tab/>
       <w:tab/>
-      <w:t>2025-07-12</w:t>
+      <w:t>2025-07-13</w:t>
       <w:br/>
       <w:br/>
     </w:r>

--- a/tillsyn/A 62079-2024 tillsynsbegäran.docx
+++ b/tillsyn/A 62079-2024 tillsynsbegäran.docx
@@ -249,7 +249,7 @@
     <w:r>
       <w:tab/>
       <w:tab/>
-      <w:t>2025-07-13</w:t>
+      <w:t>2025-07-14</w:t>
       <w:br/>
       <w:br/>
     </w:r>

--- a/tillsyn/A 62079-2024 tillsynsbegäran.docx
+++ b/tillsyn/A 62079-2024 tillsynsbegäran.docx
@@ -249,7 +249,7 @@
     <w:r>
       <w:tab/>
       <w:tab/>
-      <w:t>2025-08-06</w:t>
+      <w:t>2025-08-09</w:t>
       <w:br/>
       <w:br/>
     </w:r>
